--- a/ACTIVIDADES/DIA-8.docx
+++ b/ACTIVIDADES/DIA-8.docx
@@ -490,8 +490,9 @@
               <w:rPr>
                 <w:rtl w:val="0"/>
               </w:rPr>
-              <w:t xml:space="preserve">22 de septiembre de 2026</w:t>
-            </w:r>
+              <w:t>21 de septiembre de 2026</w:t>
+            </w:r>
+            <w:r/>
           </w:p>
         </w:tc>
       </w:tr>
